--- a/public/labs/pmzi/pz-23/ЛР1_ПМЗІ_Шифр_Цезаря_Частотний_аналіз.docx
+++ b/public/labs/pmzi/pz-23/ЛР1_ПМЗІ_Шифр_Цезаря_Частотний_аналіз.docx
@@ -51,7 +51,7 @@
         <w:t xml:space="preserve"> </w:t>
       </w:r>
       <w:r>
-        <w:t xml:space="preserve">ОС Windows, середовище програмування — MS Visual Studio.</w:t>
+        <w:t xml:space="preserve">ОС Windows; компілятор або інтерпретатор мови програмування за вибором студента; середовище розробки (Visual Studio, VS Code або інше).</w:t>
       </w:r>
     </w:p>
     <w:p>
@@ -288,8 +288,8 @@
       <w:tblPr>
         <w:tblStyle w:val="Table"/>
         <w:tblW w:type="dxa" w:w="9637"/>
+        <w:tblLayout w:type="fixed"/>
         <w:tblLook w:firstRow="1" w:lastRow="0" w:firstColumn="0" w:lastColumn="0" w:noHBand="0" w:noVBand="0" w:val="0020"/>
-        <w:tblLayout w:type="fixed"/>
       </w:tblPr>
       <w:tblGrid>
         <w:gridCol w:w="1606"/>
@@ -308,6 +308,7 @@
           <w:p>
             <w:pPr>
               <w:pStyle w:val="Compact"/>
+              <w:spacing w:before="0" w:after="0" w:line="240" w:lineRule="auto"/>
             </w:pPr>
             <w:r>
               <w:t xml:space="preserve">Літера</w:t>
@@ -319,6 +320,7 @@
           <w:p>
             <w:pPr>
               <w:pStyle w:val="Compact"/>
+              <w:spacing w:before="0" w:after="0" w:line="240" w:lineRule="auto"/>
             </w:pPr>
             <w:r>
               <w:t xml:space="preserve">Частота, %</w:t>
@@ -330,6 +332,7 @@
           <w:p>
             <w:pPr>
               <w:pStyle w:val="Compact"/>
+              <w:spacing w:before="0" w:after="0" w:line="240" w:lineRule="auto"/>
             </w:pPr>
             <w:r>
               <w:t xml:space="preserve">Літера</w:t>
@@ -341,6 +344,7 @@
           <w:p>
             <w:pPr>
               <w:pStyle w:val="Compact"/>
+              <w:spacing w:before="0" w:after="0" w:line="240" w:lineRule="auto"/>
             </w:pPr>
             <w:r>
               <w:t xml:space="preserve">Частота, %</w:t>
@@ -352,6 +356,7 @@
           <w:p>
             <w:pPr>
               <w:pStyle w:val="Compact"/>
+              <w:spacing w:before="0" w:after="0" w:line="240" w:lineRule="auto"/>
             </w:pPr>
             <w:r>
               <w:t xml:space="preserve">Літера</w:t>
@@ -363,6 +368,7 @@
           <w:p>
             <w:pPr>
               <w:pStyle w:val="Compact"/>
+              <w:spacing w:before="0" w:after="0" w:line="240" w:lineRule="auto"/>
             </w:pPr>
             <w:r>
               <w:t xml:space="preserve">Частота, %</w:t>
@@ -376,6 +382,7 @@
           <w:p>
             <w:pPr>
               <w:pStyle w:val="Compact"/>
+              <w:spacing w:before="0" w:after="0" w:line="240" w:lineRule="auto"/>
             </w:pPr>
             <w:r>
               <w:t xml:space="preserve">а</w:t>
@@ -387,6 +394,7 @@
           <w:p>
             <w:pPr>
               <w:pStyle w:val="Compact"/>
+              <w:spacing w:before="0" w:after="0" w:line="240" w:lineRule="auto"/>
             </w:pPr>
             <w:r>
               <w:t xml:space="preserve">7,55</w:t>
@@ -398,6 +406,7 @@
           <w:p>
             <w:pPr>
               <w:pStyle w:val="Compact"/>
+              <w:spacing w:before="0" w:after="0" w:line="240" w:lineRule="auto"/>
             </w:pPr>
             <w:r>
               <w:t xml:space="preserve">і</w:t>
@@ -409,6 +418,7 @@
           <w:p>
             <w:pPr>
               <w:pStyle w:val="Compact"/>
+              <w:spacing w:before="0" w:after="0" w:line="240" w:lineRule="auto"/>
             </w:pPr>
             <w:r>
               <w:t xml:space="preserve">5,97</w:t>
@@ -420,6 +430,7 @@
           <w:p>
             <w:pPr>
               <w:pStyle w:val="Compact"/>
+              <w:spacing w:before="0" w:after="0" w:line="240" w:lineRule="auto"/>
             </w:pPr>
             <w:r>
               <w:t xml:space="preserve">т</w:t>
@@ -431,6 +442,7 @@
           <w:p>
             <w:pPr>
               <w:pStyle w:val="Compact"/>
+              <w:spacing w:before="0" w:after="0" w:line="240" w:lineRule="auto"/>
             </w:pPr>
             <w:r>
               <w:t xml:space="preserve">4,61</w:t>
@@ -444,6 +456,7 @@
           <w:p>
             <w:pPr>
               <w:pStyle w:val="Compact"/>
+              <w:spacing w:before="0" w:after="0" w:line="240" w:lineRule="auto"/>
             </w:pPr>
             <w:r>
               <w:t xml:space="preserve">б</w:t>
@@ -455,6 +468,7 @@
           <w:p>
             <w:pPr>
               <w:pStyle w:val="Compact"/>
+              <w:spacing w:before="0" w:after="0" w:line="240" w:lineRule="auto"/>
             </w:pPr>
             <w:r>
               <w:t xml:space="preserve">1,78</w:t>
@@ -466,6 +480,7 @@
           <w:p>
             <w:pPr>
               <w:pStyle w:val="Compact"/>
+              <w:spacing w:before="0" w:after="0" w:line="240" w:lineRule="auto"/>
             </w:pPr>
             <w:r>
               <w:t xml:space="preserve">ї</w:t>
@@ -477,6 +492,7 @@
           <w:p>
             <w:pPr>
               <w:pStyle w:val="Compact"/>
+              <w:spacing w:before="0" w:after="0" w:line="240" w:lineRule="auto"/>
             </w:pPr>
             <w:r>
               <w:t xml:space="preserve">0,63</w:t>
@@ -488,6 +504,7 @@
           <w:p>
             <w:pPr>
               <w:pStyle w:val="Compact"/>
+              <w:spacing w:before="0" w:after="0" w:line="240" w:lineRule="auto"/>
             </w:pPr>
             <w:r>
               <w:t xml:space="preserve">у</w:t>
@@ -499,6 +516,7 @@
           <w:p>
             <w:pPr>
               <w:pStyle w:val="Compact"/>
+              <w:spacing w:before="0" w:after="0" w:line="240" w:lineRule="auto"/>
             </w:pPr>
             <w:r>
               <w:t xml:space="preserve">3,56</w:t>
@@ -512,6 +530,7 @@
           <w:p>
             <w:pPr>
               <w:pStyle w:val="Compact"/>
+              <w:spacing w:before="0" w:after="0" w:line="240" w:lineRule="auto"/>
             </w:pPr>
             <w:r>
               <w:t xml:space="preserve">в</w:t>
@@ -523,6 +542,7 @@
           <w:p>
             <w:pPr>
               <w:pStyle w:val="Compact"/>
+              <w:spacing w:before="0" w:after="0" w:line="240" w:lineRule="auto"/>
             </w:pPr>
             <w:r>
               <w:t xml:space="preserve">5,45</w:t>
@@ -534,6 +554,7 @@
           <w:p>
             <w:pPr>
               <w:pStyle w:val="Compact"/>
+              <w:spacing w:before="0" w:after="0" w:line="240" w:lineRule="auto"/>
             </w:pPr>
             <w:r>
               <w:t xml:space="preserve">й</w:t>
@@ -545,6 +566,7 @@
           <w:p>
             <w:pPr>
               <w:pStyle w:val="Compact"/>
+              <w:spacing w:before="0" w:after="0" w:line="240" w:lineRule="auto"/>
             </w:pPr>
             <w:r>
               <w:t xml:space="preserve">1,26</w:t>
@@ -556,6 +578,7 @@
           <w:p>
             <w:pPr>
               <w:pStyle w:val="Compact"/>
+              <w:spacing w:before="0" w:after="0" w:line="240" w:lineRule="auto"/>
             </w:pPr>
             <w:r>
               <w:t xml:space="preserve">ф</w:t>
@@ -567,6 +590,7 @@
           <w:p>
             <w:pPr>
               <w:pStyle w:val="Compact"/>
+              <w:spacing w:before="0" w:after="0" w:line="240" w:lineRule="auto"/>
             </w:pPr>
             <w:r>
               <w:t xml:space="preserve">0,31</w:t>
@@ -580,6 +604,7 @@
           <w:p>
             <w:pPr>
               <w:pStyle w:val="Compact"/>
+              <w:spacing w:before="0" w:after="0" w:line="240" w:lineRule="auto"/>
             </w:pPr>
             <w:r>
               <w:t xml:space="preserve">г</w:t>
@@ -591,6 +616,7 @@
           <w:p>
             <w:pPr>
               <w:pStyle w:val="Compact"/>
+              <w:spacing w:before="0" w:after="0" w:line="240" w:lineRule="auto"/>
             </w:pPr>
             <w:r>
               <w:t xml:space="preserve">1,47</w:t>
@@ -602,6 +628,7 @@
           <w:p>
             <w:pPr>
               <w:pStyle w:val="Compact"/>
+              <w:spacing w:before="0" w:after="0" w:line="240" w:lineRule="auto"/>
             </w:pPr>
             <w:r>
               <w:t xml:space="preserve">к</w:t>
@@ -613,6 +640,7 @@
           <w:p>
             <w:pPr>
               <w:pStyle w:val="Compact"/>
+              <w:spacing w:before="0" w:after="0" w:line="240" w:lineRule="auto"/>
             </w:pPr>
             <w:r>
               <w:t xml:space="preserve">3,67</w:t>
@@ -624,6 +652,7 @@
           <w:p>
             <w:pPr>
               <w:pStyle w:val="Compact"/>
+              <w:spacing w:before="0" w:after="0" w:line="240" w:lineRule="auto"/>
             </w:pPr>
             <w:r>
               <w:t xml:space="preserve">х</w:t>
@@ -635,6 +664,7 @@
           <w:p>
             <w:pPr>
               <w:pStyle w:val="Compact"/>
+              <w:spacing w:before="0" w:after="0" w:line="240" w:lineRule="auto"/>
             </w:pPr>
             <w:r>
               <w:t xml:space="preserve">1,26</w:t>
@@ -648,6 +678,7 @@
           <w:p>
             <w:pPr>
               <w:pStyle w:val="Compact"/>
+              <w:spacing w:before="0" w:after="0" w:line="240" w:lineRule="auto"/>
             </w:pPr>
             <w:r>
               <w:t xml:space="preserve">ґ</w:t>
@@ -659,6 +690,7 @@
           <w:p>
             <w:pPr>
               <w:pStyle w:val="Compact"/>
+              <w:spacing w:before="0" w:after="0" w:line="240" w:lineRule="auto"/>
             </w:pPr>
             <w:r>
               <w:t xml:space="preserve">0,01</w:t>
@@ -670,6 +702,7 @@
           <w:p>
             <w:pPr>
               <w:pStyle w:val="Compact"/>
+              <w:spacing w:before="0" w:after="0" w:line="240" w:lineRule="auto"/>
             </w:pPr>
             <w:r>
               <w:t xml:space="preserve">л</w:t>
@@ -681,6 +714,7 @@
           <w:p>
             <w:pPr>
               <w:pStyle w:val="Compact"/>
+              <w:spacing w:before="0" w:after="0" w:line="240" w:lineRule="auto"/>
             </w:pPr>
             <w:r>
               <w:t xml:space="preserve">3,56</w:t>
@@ -692,6 +726,7 @@
           <w:p>
             <w:pPr>
               <w:pStyle w:val="Compact"/>
+              <w:spacing w:before="0" w:after="0" w:line="240" w:lineRule="auto"/>
             </w:pPr>
             <w:r>
               <w:t xml:space="preserve">ц</w:t>
@@ -703,6 +738,7 @@
           <w:p>
             <w:pPr>
               <w:pStyle w:val="Compact"/>
+              <w:spacing w:before="0" w:after="0" w:line="240" w:lineRule="auto"/>
             </w:pPr>
             <w:r>
               <w:t xml:space="preserve">1,05</w:t>
@@ -716,6 +752,7 @@
           <w:p>
             <w:pPr>
               <w:pStyle w:val="Compact"/>
+              <w:spacing w:before="0" w:after="0" w:line="240" w:lineRule="auto"/>
             </w:pPr>
             <w:r>
               <w:t xml:space="preserve">д</w:t>
@@ -727,6 +764,7 @@
           <w:p>
             <w:pPr>
               <w:pStyle w:val="Compact"/>
+              <w:spacing w:before="0" w:after="0" w:line="240" w:lineRule="auto"/>
             </w:pPr>
             <w:r>
               <w:t xml:space="preserve">3,46</w:t>
@@ -738,6 +776,7 @@
           <w:p>
             <w:pPr>
               <w:pStyle w:val="Compact"/>
+              <w:spacing w:before="0" w:after="0" w:line="240" w:lineRule="auto"/>
             </w:pPr>
             <w:r>
               <w:t xml:space="preserve">м</w:t>
@@ -749,6 +788,7 @@
           <w:p>
             <w:pPr>
               <w:pStyle w:val="Compact"/>
+              <w:spacing w:before="0" w:after="0" w:line="240" w:lineRule="auto"/>
             </w:pPr>
             <w:r>
               <w:t xml:space="preserve">3,25</w:t>
@@ -760,6 +800,7 @@
           <w:p>
             <w:pPr>
               <w:pStyle w:val="Compact"/>
+              <w:spacing w:before="0" w:after="0" w:line="240" w:lineRule="auto"/>
             </w:pPr>
             <w:r>
               <w:t xml:space="preserve">ч</w:t>
@@ -771,6 +812,7 @@
           <w:p>
             <w:pPr>
               <w:pStyle w:val="Compact"/>
+              <w:spacing w:before="0" w:after="0" w:line="240" w:lineRule="auto"/>
             </w:pPr>
             <w:r>
               <w:t xml:space="preserve">1,36</w:t>
@@ -784,6 +826,7 @@
           <w:p>
             <w:pPr>
               <w:pStyle w:val="Compact"/>
+              <w:spacing w:before="0" w:after="0" w:line="240" w:lineRule="auto"/>
             </w:pPr>
             <w:r>
               <w:t xml:space="preserve">е</w:t>
@@ -795,6 +838,7 @@
           <w:p>
             <w:pPr>
               <w:pStyle w:val="Compact"/>
+              <w:spacing w:before="0" w:after="0" w:line="240" w:lineRule="auto"/>
             </w:pPr>
             <w:r>
               <w:t xml:space="preserve">4,82</w:t>
@@ -806,6 +850,7 @@
           <w:p>
             <w:pPr>
               <w:pStyle w:val="Compact"/>
+              <w:spacing w:before="0" w:after="0" w:line="240" w:lineRule="auto"/>
             </w:pPr>
             <w:r>
               <w:t xml:space="preserve">н</w:t>
@@ -817,6 +862,7 @@
           <w:p>
             <w:pPr>
               <w:pStyle w:val="Compact"/>
+              <w:spacing w:before="0" w:after="0" w:line="240" w:lineRule="auto"/>
             </w:pPr>
             <w:r>
               <w:t xml:space="preserve">6,39</w:t>
@@ -828,6 +874,7 @@
           <w:p>
             <w:pPr>
               <w:pStyle w:val="Compact"/>
+              <w:spacing w:before="0" w:after="0" w:line="240" w:lineRule="auto"/>
             </w:pPr>
             <w:r>
               <w:t xml:space="preserve">ш</w:t>
@@ -839,6 +886,7 @@
           <w:p>
             <w:pPr>
               <w:pStyle w:val="Compact"/>
+              <w:spacing w:before="0" w:after="0" w:line="240" w:lineRule="auto"/>
             </w:pPr>
             <w:r>
               <w:t xml:space="preserve">0,73</w:t>
@@ -852,6 +900,7 @@
           <w:p>
             <w:pPr>
               <w:pStyle w:val="Compact"/>
+              <w:spacing w:before="0" w:after="0" w:line="240" w:lineRule="auto"/>
             </w:pPr>
             <w:r>
               <w:t xml:space="preserve">є</w:t>
@@ -863,6 +912,7 @@
           <w:p>
             <w:pPr>
               <w:pStyle w:val="Compact"/>
+              <w:spacing w:before="0" w:after="0" w:line="240" w:lineRule="auto"/>
             </w:pPr>
             <w:r>
               <w:t xml:space="preserve">0,52</w:t>
@@ -874,6 +924,7 @@
           <w:p>
             <w:pPr>
               <w:pStyle w:val="Compact"/>
+              <w:spacing w:before="0" w:after="0" w:line="240" w:lineRule="auto"/>
             </w:pPr>
             <w:r>
               <w:t xml:space="preserve">о</w:t>
@@ -885,6 +936,7 @@
           <w:p>
             <w:pPr>
               <w:pStyle w:val="Compact"/>
+              <w:spacing w:before="0" w:after="0" w:line="240" w:lineRule="auto"/>
             </w:pPr>
             <w:r>
               <w:t xml:space="preserve">9,88</w:t>
@@ -896,6 +948,7 @@
           <w:p>
             <w:pPr>
               <w:pStyle w:val="Compact"/>
+              <w:spacing w:before="0" w:after="0" w:line="240" w:lineRule="auto"/>
             </w:pPr>
             <w:r>
               <w:t xml:space="preserve">щ</w:t>
@@ -907,6 +960,7 @@
           <w:p>
             <w:pPr>
               <w:pStyle w:val="Compact"/>
+              <w:spacing w:before="0" w:after="0" w:line="240" w:lineRule="auto"/>
             </w:pPr>
             <w:r>
               <w:t xml:space="preserve">0,42</w:t>
@@ -920,6 +974,7 @@
           <w:p>
             <w:pPr>
               <w:pStyle w:val="Compact"/>
+              <w:spacing w:before="0" w:after="0" w:line="240" w:lineRule="auto"/>
             </w:pPr>
             <w:r>
               <w:t xml:space="preserve">ж</w:t>
@@ -931,6 +986,7 @@
           <w:p>
             <w:pPr>
               <w:pStyle w:val="Compact"/>
+              <w:spacing w:before="0" w:after="0" w:line="240" w:lineRule="auto"/>
             </w:pPr>
             <w:r>
               <w:t xml:space="preserve">1,05</w:t>
@@ -942,6 +998,7 @@
           <w:p>
             <w:pPr>
               <w:pStyle w:val="Compact"/>
+              <w:spacing w:before="0" w:after="0" w:line="240" w:lineRule="auto"/>
             </w:pPr>
             <w:r>
               <w:t xml:space="preserve">п</w:t>
@@ -953,6 +1010,7 @@
           <w:p>
             <w:pPr>
               <w:pStyle w:val="Compact"/>
+              <w:spacing w:before="0" w:after="0" w:line="240" w:lineRule="auto"/>
             </w:pPr>
             <w:r>
               <w:t xml:space="preserve">3,04</w:t>
@@ -964,6 +1022,7 @@
           <w:p>
             <w:pPr>
               <w:pStyle w:val="Compact"/>
+              <w:spacing w:before="0" w:after="0" w:line="240" w:lineRule="auto"/>
             </w:pPr>
             <w:r>
               <w:t xml:space="preserve">ь</w:t>
@@ -975,6 +1034,7 @@
           <w:p>
             <w:pPr>
               <w:pStyle w:val="Compact"/>
+              <w:spacing w:before="0" w:after="0" w:line="240" w:lineRule="auto"/>
             </w:pPr>
             <w:r>
               <w:t xml:space="preserve">1,78</w:t>
@@ -988,6 +1048,7 @@
           <w:p>
             <w:pPr>
               <w:pStyle w:val="Compact"/>
+              <w:spacing w:before="0" w:after="0" w:line="240" w:lineRule="auto"/>
             </w:pPr>
             <w:r>
               <w:t xml:space="preserve">з</w:t>
@@ -999,6 +1060,7 @@
           <w:p>
             <w:pPr>
               <w:pStyle w:val="Compact"/>
+              <w:spacing w:before="0" w:after="0" w:line="240" w:lineRule="auto"/>
             </w:pPr>
             <w:r>
               <w:t xml:space="preserve">2,41</w:t>
@@ -1010,6 +1072,7 @@
           <w:p>
             <w:pPr>
               <w:pStyle w:val="Compact"/>
+              <w:spacing w:before="0" w:after="0" w:line="240" w:lineRule="auto"/>
             </w:pPr>
             <w:r>
               <w:t xml:space="preserve">р</w:t>
@@ -1021,6 +1084,7 @@
           <w:p>
             <w:pPr>
               <w:pStyle w:val="Compact"/>
+              <w:spacing w:before="0" w:after="0" w:line="240" w:lineRule="auto"/>
             </w:pPr>
             <w:r>
               <w:t xml:space="preserve">4,61</w:t>
@@ -1032,6 +1096,7 @@
           <w:p>
             <w:pPr>
               <w:pStyle w:val="Compact"/>
+              <w:spacing w:before="0" w:after="0" w:line="240" w:lineRule="auto"/>
             </w:pPr>
             <w:r>
               <w:t xml:space="preserve">ю</w:t>
@@ -1043,6 +1108,7 @@
           <w:p>
             <w:pPr>
               <w:pStyle w:val="Compact"/>
+              <w:spacing w:before="0" w:after="0" w:line="240" w:lineRule="auto"/>
             </w:pPr>
             <w:r>
               <w:t xml:space="preserve">0,94</w:t>
@@ -1056,6 +1122,7 @@
           <w:p>
             <w:pPr>
               <w:pStyle w:val="Compact"/>
+              <w:spacing w:before="0" w:after="0" w:line="240" w:lineRule="auto"/>
             </w:pPr>
             <w:r>
               <w:t xml:space="preserve">и</w:t>
@@ -1067,6 +1134,7 @@
           <w:p>
             <w:pPr>
               <w:pStyle w:val="Compact"/>
+              <w:spacing w:before="0" w:after="0" w:line="240" w:lineRule="auto"/>
             </w:pPr>
             <w:r>
               <w:t xml:space="preserve">6,39</w:t>
@@ -1078,6 +1146,7 @@
           <w:p>
             <w:pPr>
               <w:pStyle w:val="Compact"/>
+              <w:spacing w:before="0" w:after="0" w:line="240" w:lineRule="auto"/>
             </w:pPr>
             <w:r>
               <w:t xml:space="preserve">с</w:t>
@@ -1089,6 +1158,7 @@
           <w:p>
             <w:pPr>
               <w:pStyle w:val="Compact"/>
+              <w:spacing w:before="0" w:after="0" w:line="240" w:lineRule="auto"/>
             </w:pPr>
             <w:r>
               <w:t xml:space="preserve">4,40</w:t>
@@ -1100,6 +1170,7 @@
           <w:p>
             <w:pPr>
               <w:pStyle w:val="Compact"/>
+              <w:spacing w:before="0" w:after="0" w:line="240" w:lineRule="auto"/>
             </w:pPr>
             <w:r>
               <w:t xml:space="preserve">я</w:t>
@@ -1111,6 +1182,7 @@
           <w:p>
             <w:pPr>
               <w:pStyle w:val="Compact"/>
+              <w:spacing w:before="0" w:after="0" w:line="240" w:lineRule="auto"/>
             </w:pPr>
             <w:r>
               <w:t xml:space="preserve">2,41</w:t>
@@ -4337,6 +4409,7 @@
           <w:p>
             <w:pPr>
               <w:pStyle w:val="Compact"/>
+              <w:spacing w:before="0" w:after="0" w:line="240" w:lineRule="auto"/>
             </w:pPr>
             <w:r>
               <w:t xml:space="preserve">№</w:t>
@@ -4348,6 +4421,7 @@
           <w:p>
             <w:pPr>
               <w:pStyle w:val="Compact"/>
+              <w:spacing w:before="0" w:after="0" w:line="240" w:lineRule="auto"/>
             </w:pPr>
             <w:r>
               <w:t xml:space="preserve">Вихідні дані</w:t>
@@ -4359,6 +4433,7 @@
           <w:p>
             <w:pPr>
               <w:pStyle w:val="Compact"/>
+              <w:spacing w:before="0" w:after="0" w:line="240" w:lineRule="auto"/>
             </w:pPr>
             <w:r>
               <w:t xml:space="preserve">Завдання</w:t>
@@ -4372,6 +4447,7 @@
           <w:p>
             <w:pPr>
               <w:pStyle w:val="Compact"/>
+              <w:spacing w:before="0" w:after="0" w:line="240" w:lineRule="auto"/>
             </w:pPr>
             <w:r>
               <w:t xml:space="preserve">1</w:t>
@@ -4383,6 +4459,7 @@
           <w:p>
             <w:pPr>
               <w:pStyle w:val="Compact"/>
+              <w:spacing w:before="0" w:after="0" w:line="240" w:lineRule="auto"/>
             </w:pPr>
             <w:r>
               <w:t xml:space="preserve">Українська абетка (N = 33), k = 5</w:t>
@@ -4394,6 +4471,7 @@
           <w:p>
             <w:pPr>
               <w:pStyle w:val="Compact"/>
+              <w:spacing w:before="0" w:after="0" w:line="240" w:lineRule="auto"/>
             </w:pPr>
             <w:r>
               <w:t xml:space="preserve">Зашифрувати текст. Показати, що гістограма шифротексту є циклічним зсувом гістограми відкритого тексту рівно на k позицій.</w:t>
@@ -4407,6 +4485,7 @@
           <w:p>
             <w:pPr>
               <w:pStyle w:val="Compact"/>
+              <w:spacing w:before="0" w:after="0" w:line="240" w:lineRule="auto"/>
             </w:pPr>
             <w:r>
               <w:t xml:space="preserve">2</w:t>
@@ -4418,6 +4497,7 @@
           <w:p>
             <w:pPr>
               <w:pStyle w:val="Compact"/>
+              <w:spacing w:before="0" w:after="0" w:line="240" w:lineRule="auto"/>
             </w:pPr>
             <w:r>
               <w:t xml:space="preserve">Англійська абетка (N = 26), k = 11</w:t>
@@ -4429,6 +4509,7 @@
           <w:p>
             <w:pPr>
               <w:pStyle w:val="Compact"/>
+              <w:spacing w:before="0" w:after="0" w:line="240" w:lineRule="auto"/>
             </w:pPr>
             <w:r>
               <w:t xml:space="preserve">Реалізувати зашифрування зі збереженням регістру. Визначити ключ повним перебором.</w:t>
@@ -4442,6 +4523,7 @@
           <w:p>
             <w:pPr>
               <w:pStyle w:val="Compact"/>
+              <w:spacing w:before="0" w:after="0" w:line="240" w:lineRule="auto"/>
             </w:pPr>
             <w:r>
               <w:t xml:space="preserve">3</w:t>
@@ -4453,6 +4535,7 @@
           <w:p>
             <w:pPr>
               <w:pStyle w:val="Compact"/>
+              <w:spacing w:before="0" w:after="0" w:line="240" w:lineRule="auto"/>
             </w:pPr>
             <w:r>
               <w:t xml:space="preserve">Українська абетка (N = 33), k = 13</w:t>
@@ -4464,6 +4547,7 @@
           <w:p>
             <w:pPr>
               <w:pStyle w:val="Compact"/>
+              <w:spacing w:before="0" w:after="0" w:line="240" w:lineRule="auto"/>
             </w:pPr>
             <w:r>
               <w:t xml:space="preserve">Реалізувати автоматичне визначення ключа за χ². Дослідити мінімальну довжину тексту для коректної роботи.</w:t>
@@ -4477,6 +4561,7 @@
           <w:p>
             <w:pPr>
               <w:pStyle w:val="Compact"/>
+              <w:spacing w:before="0" w:after="0" w:line="240" w:lineRule="auto"/>
             </w:pPr>
             <w:r>
               <w:t xml:space="preserve">4</w:t>
@@ -4488,6 +4573,7 @@
           <w:p>
             <w:pPr>
               <w:pStyle w:val="Compact"/>
+              <w:spacing w:before="0" w:after="0" w:line="240" w:lineRule="auto"/>
             </w:pPr>
             <w:r>
               <w:t xml:space="preserve">Українська абетка (N = 33), k = 20</w:t>
@@ -4499,6 +4585,7 @@
           <w:p>
             <w:pPr>
               <w:pStyle w:val="Compact"/>
+              <w:spacing w:before="0" w:after="0" w:line="240" w:lineRule="auto"/>
             </w:pPr>
             <w:r>
               <w:t xml:space="preserve">Зашифрувати текст і зберегти у файл. Окремим запуском прочитати і розшифрувати.</w:t>
@@ -4512,6 +4599,7 @@
           <w:p>
             <w:pPr>
               <w:pStyle w:val="Compact"/>
+              <w:spacing w:before="0" w:after="0" w:line="240" w:lineRule="auto"/>
             </w:pPr>
             <w:r>
               <w:t xml:space="preserve">5</w:t>
@@ -4523,6 +4611,7 @@
           <w:p>
             <w:pPr>
               <w:pStyle w:val="Compact"/>
+              <w:spacing w:before="0" w:after="0" w:line="240" w:lineRule="auto"/>
             </w:pPr>
             <w:r>
               <w:t xml:space="preserve">Англійська абетка (N = 26), k вводиться</w:t>
@@ -4534,6 +4623,7 @@
           <w:p>
             <w:pPr>
               <w:pStyle w:val="Compact"/>
+              <w:spacing w:before="0" w:after="0" w:line="240" w:lineRule="auto"/>
             </w:pPr>
             <w:r>
               <w:t xml:space="preserve">Побудувати список 10 найчастіших літер. Визначити ключ за різницею номерів.</w:t>
@@ -4547,6 +4637,7 @@
           <w:p>
             <w:pPr>
               <w:pStyle w:val="Compact"/>
+              <w:spacing w:before="0" w:after="0" w:line="240" w:lineRule="auto"/>
             </w:pPr>
             <w:r>
               <w:t xml:space="preserve">6</w:t>
@@ -4558,6 +4649,7 @@
           <w:p>
             <w:pPr>
               <w:pStyle w:val="Compact"/>
+              <w:spacing w:before="0" w:after="0" w:line="240" w:lineRule="auto"/>
             </w:pPr>
             <w:r>
               <w:t xml:space="preserve">Українська абетка (N = 33), k = 8</w:t>
@@ -4569,6 +4661,7 @@
           <w:p>
             <w:pPr>
               <w:pStyle w:val="Compact"/>
+              <w:spacing w:before="0" w:after="0" w:line="240" w:lineRule="auto"/>
             </w:pPr>
             <w:r>
               <w:t xml:space="preserve">Обчислити частоти біграм. Вивести 15 найчастіших біграм.</w:t>
@@ -4582,6 +4675,7 @@
           <w:p>
             <w:pPr>
               <w:pStyle w:val="Compact"/>
+              <w:spacing w:before="0" w:after="0" w:line="240" w:lineRule="auto"/>
             </w:pPr>
             <w:r>
               <w:t xml:space="preserve">7</w:t>
@@ -4593,6 +4687,7 @@
           <w:p>
             <w:pPr>
               <w:pStyle w:val="Compact"/>
+              <w:spacing w:before="0" w:after="0" w:line="240" w:lineRule="auto"/>
             </w:pPr>
             <w:r>
               <w:t xml:space="preserve">Українська абетка з цифрами (N = 43), k = 17</w:t>
@@ -4604,6 +4699,7 @@
           <w:p>
             <w:pPr>
               <w:pStyle w:val="Compact"/>
+              <w:spacing w:before="0" w:after="0" w:line="240" w:lineRule="auto"/>
             </w:pPr>
             <w:r>
               <w:t xml:space="preserve">Реалізувати шифрування розширеного алфавіту. Порівняти результати аналізу.</w:t>
@@ -4617,6 +4713,7 @@
           <w:p>
             <w:pPr>
               <w:pStyle w:val="Compact"/>
+              <w:spacing w:before="0" w:after="0" w:line="240" w:lineRule="auto"/>
             </w:pPr>
             <w:r>
               <w:t xml:space="preserve">8</w:t>
@@ -4628,6 +4725,7 @@
           <w:p>
             <w:pPr>
               <w:pStyle w:val="Compact"/>
+              <w:spacing w:before="0" w:after="0" w:line="240" w:lineRule="auto"/>
             </w:pPr>
             <w:r>
               <w:t xml:space="preserve">Англійська абетка з пробілом (N = 27), k = 9</w:t>
@@ -4639,6 +4737,7 @@
           <w:p>
             <w:pPr>
               <w:pStyle w:val="Compact"/>
+              <w:spacing w:before="0" w:after="0" w:line="240" w:lineRule="auto"/>
             </w:pPr>
             <w:r>
               <w:t xml:space="preserve">Дослідити вплив включення пробілу до алфавіту.</w:t>
@@ -4652,6 +4751,7 @@
           <w:p>
             <w:pPr>
               <w:pStyle w:val="Compact"/>
+              <w:spacing w:before="0" w:after="0" w:line="240" w:lineRule="auto"/>
             </w:pPr>
             <w:r>
               <w:t xml:space="preserve">9</w:t>
@@ -4663,6 +4763,7 @@
           <w:p>
             <w:pPr>
               <w:pStyle w:val="Compact"/>
+              <w:spacing w:before="0" w:after="0" w:line="240" w:lineRule="auto"/>
             </w:pPr>
             <w:r>
               <w:t xml:space="preserve">Українська абетка (N = 33), k = 25</w:t>
@@ -4674,6 +4775,7 @@
           <w:p>
             <w:pPr>
               <w:pStyle w:val="Compact"/>
+              <w:spacing w:before="0" w:after="0" w:line="240" w:lineRule="auto"/>
             </w:pPr>
             <w:r>
               <w:t xml:space="preserve">Реалізувати визначення ключа методом кореляції. Порівняти з χ².</w:t>
@@ -4687,6 +4789,7 @@
           <w:p>
             <w:pPr>
               <w:pStyle w:val="Compact"/>
+              <w:spacing w:before="0" w:after="0" w:line="240" w:lineRule="auto"/>
             </w:pPr>
             <w:r>
               <w:t xml:space="preserve">10</w:t>
@@ -4698,6 +4801,7 @@
           <w:p>
             <w:pPr>
               <w:pStyle w:val="Compact"/>
+              <w:spacing w:before="0" w:after="0" w:line="240" w:lineRule="auto"/>
             </w:pPr>
             <w:r>
               <w:t xml:space="preserve">Українська абетка (N = 33), k = 3</w:t>
@@ -4709,6 +4813,7 @@
           <w:p>
             <w:pPr>
               <w:pStyle w:val="Compact"/>
+              <w:spacing w:before="0" w:after="0" w:line="240" w:lineRule="auto"/>
             </w:pPr>
             <w:r>
               <w:t xml:space="preserve">Обчислити індекс відповідності. Пояснити однаковість значень.</w:t>
@@ -4722,6 +4827,7 @@
           <w:p>
             <w:pPr>
               <w:pStyle w:val="Compact"/>
+              <w:spacing w:before="0" w:after="0" w:line="240" w:lineRule="auto"/>
             </w:pPr>
             <w:r>
               <w:t xml:space="preserve">11</w:t>
@@ -4733,6 +4839,7 @@
           <w:p>
             <w:pPr>
               <w:pStyle w:val="Compact"/>
+              <w:spacing w:before="0" w:after="0" w:line="240" w:lineRule="auto"/>
             </w:pPr>
             <w:r>
               <w:t xml:space="preserve">Англійська абетка (N = 26), k = 19</w:t>
@@ -4744,6 +4851,7 @@
           <w:p>
             <w:pPr>
               <w:pStyle w:val="Compact"/>
+              <w:spacing w:before="0" w:after="0" w:line="240" w:lineRule="auto"/>
             </w:pPr>
             <w:r>
               <w:t xml:space="preserve">Реалізувати ранжування 5 найімовірніших ключів.</w:t>
@@ -4757,6 +4865,7 @@
           <w:p>
             <w:pPr>
               <w:pStyle w:val="Compact"/>
+              <w:spacing w:before="0" w:after="0" w:line="240" w:lineRule="auto"/>
             </w:pPr>
             <w:r>
               <w:t xml:space="preserve">12</w:t>
@@ -4768,6 +4877,7 @@
           <w:p>
             <w:pPr>
               <w:pStyle w:val="Compact"/>
+              <w:spacing w:before="0" w:after="0" w:line="240" w:lineRule="auto"/>
             </w:pPr>
             <w:r>
               <w:t xml:space="preserve">Українська абетка (N = 33), k = 14</w:t>
@@ -4779,6 +4889,7 @@
           <w:p>
             <w:pPr>
               <w:pStyle w:val="Compact"/>
+              <w:spacing w:before="0" w:after="0" w:line="240" w:lineRule="auto"/>
             </w:pPr>
             <w:r>
               <w:t xml:space="preserve">Порівняти трудомісткість зламу повним перебором і частотним аналізом.</w:t>
@@ -4792,6 +4903,7 @@
           <w:p>
             <w:pPr>
               <w:pStyle w:val="Compact"/>
+              <w:spacing w:before="0" w:after="0" w:line="240" w:lineRule="auto"/>
             </w:pPr>
             <w:r>
               <w:t xml:space="preserve">13</w:t>
@@ -4803,6 +4915,7 @@
           <w:p>
             <w:pPr>
               <w:pStyle w:val="Compact"/>
+              <w:spacing w:before="0" w:after="0" w:line="240" w:lineRule="auto"/>
             </w:pPr>
             <w:r>
               <w:t xml:space="preserve">Українська абетка (N = 33), k = 29</w:t>
@@ -4814,6 +4927,7 @@
           <w:p>
             <w:pPr>
               <w:pStyle w:val="Compact"/>
+              <w:spacing w:before="0" w:after="0" w:line="240" w:lineRule="auto"/>
             </w:pPr>
             <w:r>
               <w:t xml:space="preserve">Реалізувати шифрування файлу блоками по 4096 символів.</w:t>
@@ -4827,6 +4941,7 @@
           <w:p>
             <w:pPr>
               <w:pStyle w:val="Compact"/>
+              <w:spacing w:before="0" w:after="0" w:line="240" w:lineRule="auto"/>
             </w:pPr>
             <w:r>
               <w:t xml:space="preserve">14</w:t>
@@ -4838,6 +4953,7 @@
           <w:p>
             <w:pPr>
               <w:pStyle w:val="Compact"/>
+              <w:spacing w:before="0" w:after="0" w:line="240" w:lineRule="auto"/>
             </w:pPr>
             <w:r>
               <w:t xml:space="preserve">Англійська абетка (N = 26), k = 6</w:t>
@@ -4849,6 +4965,7 @@
           <w:p>
             <w:pPr>
               <w:pStyle w:val="Compact"/>
+              <w:spacing w:before="0" w:after="0" w:line="240" w:lineRule="auto"/>
             </w:pPr>
             <w:r>
               <w:t xml:space="preserve">Реалізувати перевірку за словником.</w:t>
@@ -4862,6 +4979,7 @@
           <w:p>
             <w:pPr>
               <w:pStyle w:val="Compact"/>
+              <w:spacing w:before="0" w:after="0" w:line="240" w:lineRule="auto"/>
             </w:pPr>
             <w:r>
               <w:t xml:space="preserve">15</w:t>
@@ -4873,6 +4991,7 @@
           <w:p>
             <w:pPr>
               <w:pStyle w:val="Compact"/>
+              <w:spacing w:before="0" w:after="0" w:line="240" w:lineRule="auto"/>
             </w:pPr>
             <w:r>
               <w:t xml:space="preserve">Українська абетка (N = 33), k = 22</w:t>
@@ -4884,6 +5003,7 @@
           <w:p>
             <w:pPr>
               <w:pStyle w:val="Compact"/>
+              <w:spacing w:before="0" w:after="0" w:line="240" w:lineRule="auto"/>
             </w:pPr>
             <w:r>
               <w:t xml:space="preserve">Побудувати графічну гістограму частот засобами псевдографіки з масштабуванням за максимальним значенням. Зберегти гістограми обох текстів у файл звіту.</w:t>
@@ -4897,6 +5017,7 @@
           <w:p>
             <w:pPr>
               <w:pStyle w:val="Compact"/>
+              <w:spacing w:before="0" w:after="0" w:line="240" w:lineRule="auto"/>
             </w:pPr>
             <w:r>
               <w:t xml:space="preserve">16</w:t>
@@ -4908,6 +5029,7 @@
           <w:p>
             <w:pPr>
               <w:pStyle w:val="Compact"/>
+              <w:spacing w:before="0" w:after="0" w:line="240" w:lineRule="auto"/>
             </w:pPr>
             <w:r>
               <w:t xml:space="preserve">Українська абетка (N = 33), k = 11</w:t>
@@ -4919,6 +5041,7 @@
           <w:p>
             <w:pPr>
               <w:pStyle w:val="Compact"/>
+              <w:spacing w:before="0" w:after="0" w:line="240" w:lineRule="auto"/>
             </w:pPr>
             <w:r>
               <w:t xml:space="preserve">Реалізувати зашифрування тексту, що містить літери двох абеток (української та англійської), кожну — своїм ключем. Виконати частотний аналіз окремо для кожної абетки.</w:t>
@@ -4932,6 +5055,7 @@
           <w:p>
             <w:pPr>
               <w:pStyle w:val="Compact"/>
+              <w:spacing w:before="0" w:after="0" w:line="240" w:lineRule="auto"/>
             </w:pPr>
             <w:r>
               <w:t xml:space="preserve">17</w:t>
@@ -4943,6 +5067,7 @@
           <w:p>
             <w:pPr>
               <w:pStyle w:val="Compact"/>
+              <w:spacing w:before="0" w:after="0" w:line="240" w:lineRule="auto"/>
             </w:pPr>
             <w:r>
               <w:t xml:space="preserve">Англійська абетка (N = 26), k = 15</w:t>
@@ -4954,6 +5079,7 @@
           <w:p>
             <w:pPr>
               <w:pStyle w:val="Compact"/>
+              <w:spacing w:before="0" w:after="0" w:line="240" w:lineRule="auto"/>
             </w:pPr>
             <w:r>
               <w:t xml:space="preserve">Дослідити стійкість шифру до аналізу тексту, з якого вилучено пробіли й розділові знаки. Визначити ключ і відновити межі слів за допомогою словника.</w:t>
@@ -4967,6 +5093,7 @@
           <w:p>
             <w:pPr>
               <w:pStyle w:val="Compact"/>
+              <w:spacing w:before="0" w:after="0" w:line="240" w:lineRule="auto"/>
             </w:pPr>
             <w:r>
               <w:t xml:space="preserve">18</w:t>
@@ -4978,6 +5105,7 @@
           <w:p>
             <w:pPr>
               <w:pStyle w:val="Compact"/>
+              <w:spacing w:before="0" w:after="0" w:line="240" w:lineRule="auto"/>
             </w:pPr>
             <w:r>
               <w:t xml:space="preserve">Українська абетка (N = 33), k = 31</w:t>
@@ -4989,6 +5117,7 @@
           <w:p>
             <w:pPr>
               <w:pStyle w:val="Compact"/>
+              <w:spacing w:before="0" w:after="0" w:line="240" w:lineRule="auto"/>
             </w:pPr>
             <w:r>
               <w:t xml:space="preserve">Реалізувати функцію оцінювання «осмисленості» тексту за частотою трьох найпоширеніших триграм мови. Використати її як критерій автоматичного вибору ключа.</w:t>
@@ -5002,6 +5131,7 @@
           <w:p>
             <w:pPr>
               <w:pStyle w:val="Compact"/>
+              <w:spacing w:before="0" w:after="0" w:line="240" w:lineRule="auto"/>
             </w:pPr>
             <w:r>
               <w:t xml:space="preserve">19</w:t>
@@ -5013,6 +5143,7 @@
           <w:p>
             <w:pPr>
               <w:pStyle w:val="Compact"/>
+              <w:spacing w:before="0" w:after="0" w:line="240" w:lineRule="auto"/>
             </w:pPr>
             <w:r>
               <w:t xml:space="preserve">Українська абетка (N = 33), k = 18</w:t>
@@ -5024,6 +5155,7 @@
           <w:p>
             <w:pPr>
               <w:pStyle w:val="Compact"/>
+              <w:spacing w:before="0" w:after="0" w:line="240" w:lineRule="auto"/>
             </w:pPr>
             <w:r>
               <w:t xml:space="preserve">Порівняти частотні характеристики трьох текстів різних стилів (художнього, технічного, розмовного) однакового обсягу. Оцінити, як вибір стилю впливає на точність визначення ключа.</w:t>
@@ -5037,6 +5169,7 @@
           <w:p>
             <w:pPr>
               <w:pStyle w:val="Compact"/>
+              <w:spacing w:before="0" w:after="0" w:line="240" w:lineRule="auto"/>
             </w:pPr>
             <w:r>
               <w:t xml:space="preserve">20</w:t>
@@ -5048,6 +5181,7 @@
           <w:p>
             <w:pPr>
               <w:pStyle w:val="Compact"/>
+              <w:spacing w:before="0" w:after="0" w:line="240" w:lineRule="auto"/>
             </w:pPr>
             <w:r>
               <w:t xml:space="preserve">Англійська абетка (N = 26), k = 21</w:t>
@@ -5059,6 +5193,7 @@
           <w:p>
             <w:pPr>
               <w:pStyle w:val="Compact"/>
+              <w:spacing w:before="0" w:after="0" w:line="240" w:lineRule="auto"/>
             </w:pPr>
             <w:r>
               <w:t xml:space="preserve">Реалізувати режим «шифротекст без ключа»: програма отримує лише файл із шифротекстом, самостійно визначає ключ, розшифровує повідомлення та зберігає результат разом зі звітом про частоти.</w:t>
@@ -5416,7 +5551,7 @@
     <w:multiLevelType w:val="multilevel"/>
     <w:lvl w:ilvl="0">
       <w:numFmt w:val="bullet"/>
-      <w:lvlText w:val="–"/>
+      <w:lvlText w:val=" "/>
       <w:lvlJc w:val="left"/>
       <w:pPr>
         <w:ind w:left="1134" w:hanging="425"/>
@@ -5424,7 +5559,7 @@
     </w:lvl>
     <w:lvl w:ilvl="1">
       <w:numFmt w:val="bullet"/>
-      <w:lvlText w:val="–"/>
+      <w:lvlText w:val=" "/>
       <w:lvlJc w:val="left"/>
       <w:pPr>
         <w:ind w:left="1701" w:hanging="425"/>
@@ -5432,7 +5567,7 @@
     </w:lvl>
     <w:lvl w:ilvl="2">
       <w:numFmt w:val="bullet"/>
-      <w:lvlText w:val="–"/>
+      <w:lvlText w:val=" "/>
       <w:lvlJc w:val="left"/>
       <w:pPr>
         <w:ind w:left="2268" w:hanging="425"/>
@@ -5440,7 +5575,7 @@
     </w:lvl>
     <w:lvl w:ilvl="3">
       <w:numFmt w:val="bullet"/>
-      <w:lvlText w:val="–"/>
+      <w:lvlText w:val=" "/>
       <w:lvlJc w:val="left"/>
       <w:pPr>
         <w:ind w:left="2835" w:hanging="425"/>
@@ -5448,7 +5583,7 @@
     </w:lvl>
     <w:lvl w:ilvl="4">
       <w:numFmt w:val="bullet"/>
-      <w:lvlText w:val="–"/>
+      <w:lvlText w:val=" "/>
       <w:lvlJc w:val="left"/>
       <w:pPr>
         <w:ind w:left="3402" w:hanging="425"/>
@@ -5456,7 +5591,7 @@
     </w:lvl>
     <w:lvl w:ilvl="5">
       <w:numFmt w:val="bullet"/>
-      <w:lvlText w:val="–"/>
+      <w:lvlText w:val=" "/>
       <w:lvlJc w:val="left"/>
       <w:pPr>
         <w:ind w:left="3969" w:hanging="425"/>
@@ -5464,7 +5599,7 @@
     </w:lvl>
     <w:lvl w:ilvl="6">
       <w:numFmt w:val="bullet"/>
-      <w:lvlText w:val="–"/>
+      <w:lvlText w:val=" "/>
       <w:lvlJc w:val="left"/>
       <w:pPr>
         <w:ind w:left="4536" w:hanging="425"/>
@@ -5472,7 +5607,7 @@
     </w:lvl>
     <w:lvl w:ilvl="7">
       <w:numFmt w:val="bullet"/>
-      <w:lvlText w:val="–"/>
+      <w:lvlText w:val=" "/>
       <w:lvlJc w:val="left"/>
       <w:pPr>
         <w:ind w:left="5103" w:hanging="425"/>
@@ -5480,7 +5615,7 @@
     </w:lvl>
     <w:lvl w:ilvl="8">
       <w:numFmt w:val="bullet"/>
-      <w:lvlText w:val="–"/>
+      <w:lvlText w:val=" "/>
       <w:lvlJc w:val="left"/>
       <w:pPr>
         <w:ind w:left="5670" w:hanging="425"/>
@@ -6519,6 +6654,31 @@
       </w:tblCellMar>
     </w:tblPr>
   </w:style>
+  <w:style w:customStyle="1" w:styleId="Conclusion" w:type="paragraph">
+    <w:name w:val="Conclusion"/>
+    <w:basedOn w:val="BodyText"/>
+    <w:next w:val="BodyText"/>
+    <w:qFormat/>
+    <w:pPr>
+      <w:keepNext/>
+      <w:spacing w:after="0" w:before="240" w:line="312" w:lineRule="auto"/>
+    </w:pPr>
+  </w:style>
+  <w:style w:styleId="Header" w:type="paragraph">
+    <w:name w:val="header"/>
+    <w:basedOn w:val="Normal"/>
+    <w:qFormat/>
+    <w:pPr>
+      <w:spacing w:after="0" w:before="0" w:line="240" w:lineRule="auto"/>
+      <w:ind w:firstLine="0"/>
+      <w:jc w:val="right"/>
+    </w:pPr>
+    <w:rPr>
+      <w:rFonts w:ascii="Times New Roman" w:cs="Times New Roman" w:eastAsia="Times New Roman" w:hAnsi="Times New Roman"/>
+      <w:sz w:val="28"/>
+      <w:szCs w:val="28"/>
+    </w:rPr>
+  </w:style>
   <w:style w:type="paragraph" w:customStyle="1" w:styleId="TableCaption">
     <w:name w:val="TableCaption"/>
     <w:basedOn w:val="BodyText"/>
